--- a/Prompts/3_DesarrolloBackend.docx
+++ b/Prompts/3_DesarrolloBackend.docx
@@ -62,6 +62,9 @@
     </w:p>
     <w:p>
       <w:r>
+        <w:rPr>
+          <w:noProof/>
+        </w:rPr>
         <w:drawing>
           <wp:inline distT="0" distB="0" distL="0" distR="0" wp14:anchorId="7CFEE2F2" wp14:editId="1BFDB6F2">
             <wp:extent cx="5400040" cy="2452370"/>
@@ -99,6 +102,91 @@
         </w:drawing>
       </w:r>
     </w:p>
+    <w:p>
+      <w:r>
+        <w:t>Inicia la fase 2, usa user-secrets y variables de entorno, estos valores nunca deben subirse al repositorio de github.</w:t>
+      </w:r>
+    </w:p>
+    <w:p>
+      <w:r>
+        <w:drawing>
+          <wp:inline distT="0" distB="0" distL="0" distR="0" wp14:anchorId="00192ECD" wp14:editId="3178F647">
+            <wp:extent cx="5400040" cy="2082800"/>
+            <wp:effectExtent l="0" t="0" r="0" b="0"/>
+            <wp:docPr id="223792988" name="Imagen 1"/>
+            <wp:cNvGraphicFramePr>
+              <a:graphicFrameLocks xmlns:a="http://schemas.openxmlformats.org/drawingml/2006/main" noChangeAspect="1"/>
+            </wp:cNvGraphicFramePr>
+            <a:graphic xmlns:a="http://schemas.openxmlformats.org/drawingml/2006/main">
+              <a:graphicData uri="http://schemas.openxmlformats.org/drawingml/2006/picture">
+                <pic:pic xmlns:pic="http://schemas.openxmlformats.org/drawingml/2006/picture">
+                  <pic:nvPicPr>
+                    <pic:cNvPr id="223792988" name=""/>
+                    <pic:cNvPicPr/>
+                  </pic:nvPicPr>
+                  <pic:blipFill>
+                    <a:blip r:embed="rId6"/>
+                    <a:stretch>
+                      <a:fillRect/>
+                    </a:stretch>
+                  </pic:blipFill>
+                  <pic:spPr>
+                    <a:xfrm>
+                      <a:off x="0" y="0"/>
+                      <a:ext cx="5400040" cy="2082800"/>
+                    </a:xfrm>
+                    <a:prstGeom prst="rect">
+                      <a:avLst/>
+                    </a:prstGeom>
+                  </pic:spPr>
+                </pic:pic>
+              </a:graphicData>
+            </a:graphic>
+          </wp:inline>
+        </w:drawing>
+      </w:r>
+    </w:p>
+    <w:p>
+      <w:r>
+        <w:lastRenderedPageBreak/>
+        <w:drawing>
+          <wp:inline distT="0" distB="0" distL="0" distR="0" wp14:anchorId="5AC69835" wp14:editId="31963C3C">
+            <wp:extent cx="5400040" cy="845185"/>
+            <wp:effectExtent l="0" t="0" r="0" b="0"/>
+            <wp:docPr id="1397218862" name="Imagen 1"/>
+            <wp:cNvGraphicFramePr>
+              <a:graphicFrameLocks xmlns:a="http://schemas.openxmlformats.org/drawingml/2006/main" noChangeAspect="1"/>
+            </wp:cNvGraphicFramePr>
+            <a:graphic xmlns:a="http://schemas.openxmlformats.org/drawingml/2006/main">
+              <a:graphicData uri="http://schemas.openxmlformats.org/drawingml/2006/picture">
+                <pic:pic xmlns:pic="http://schemas.openxmlformats.org/drawingml/2006/picture">
+                  <pic:nvPicPr>
+                    <pic:cNvPr id="1397218862" name=""/>
+                    <pic:cNvPicPr/>
+                  </pic:nvPicPr>
+                  <pic:blipFill>
+                    <a:blip r:embed="rId7"/>
+                    <a:stretch>
+                      <a:fillRect/>
+                    </a:stretch>
+                  </pic:blipFill>
+                  <pic:spPr>
+                    <a:xfrm>
+                      <a:off x="0" y="0"/>
+                      <a:ext cx="5400040" cy="845185"/>
+                    </a:xfrm>
+                    <a:prstGeom prst="rect">
+                      <a:avLst/>
+                    </a:prstGeom>
+                  </pic:spPr>
+                </pic:pic>
+              </a:graphicData>
+            </a:graphic>
+          </wp:inline>
+        </w:drawing>
+      </w:r>
+    </w:p>
+    <w:p/>
     <w:sectPr>
       <w:pgSz w:w="11906" w:h="16838"/>
       <w:pgMar w:top="1417" w:right="1701" w:bottom="1417" w:left="1701" w:header="708" w:footer="708" w:gutter="0"/>

--- a/Prompts/3_DesarrolloBackend.docx
+++ b/Prompts/3_DesarrolloBackend.docx
@@ -6,9 +6,11 @@
       <w:r>
         <w:t xml:space="preserve">Inicia la fase 0, esta debe estar contenida en la carpeta </w:t>
       </w:r>
+      <w:proofErr w:type="spellStart"/>
       <w:r>
         <w:t>Backend</w:t>
       </w:r>
+      <w:proofErr w:type="spellEnd"/>
       <w:r>
         <w:t>.</w:t>
       </w:r>
@@ -104,11 +106,30 @@
     </w:p>
     <w:p>
       <w:r>
-        <w:t>Inicia la fase 2, usa user-secrets y variables de entorno, estos valores nunca deben subirse al repositorio de github.</w:t>
+        <w:t xml:space="preserve">Inicia la fase 2, usa </w:t>
+      </w:r>
+      <w:proofErr w:type="spellStart"/>
+      <w:r>
+        <w:t>user-secrets</w:t>
+      </w:r>
+      <w:proofErr w:type="spellEnd"/>
+      <w:r>
+        <w:t xml:space="preserve"> y variables de entorno, estos valores nunca deben subirse al repositorio de </w:t>
+      </w:r>
+      <w:proofErr w:type="spellStart"/>
+      <w:r>
+        <w:t>github</w:t>
+      </w:r>
+      <w:proofErr w:type="spellEnd"/>
+      <w:r>
+        <w:t>.</w:t>
       </w:r>
     </w:p>
     <w:p>
       <w:r>
+        <w:rPr>
+          <w:noProof/>
+        </w:rPr>
         <w:drawing>
           <wp:inline distT="0" distB="0" distL="0" distR="0" wp14:anchorId="00192ECD" wp14:editId="3178F647">
             <wp:extent cx="5400040" cy="2082800"/>
@@ -148,6 +169,9 @@
     </w:p>
     <w:p>
       <w:r>
+        <w:rPr>
+          <w:noProof/>
+        </w:rPr>
         <w:lastRenderedPageBreak/>
         <w:drawing>
           <wp:inline distT="0" distB="0" distL="0" distR="0" wp14:anchorId="5AC69835" wp14:editId="31963C3C">
@@ -186,7 +210,137 @@
         </w:drawing>
       </w:r>
     </w:p>
-    <w:p/>
+    <w:p>
+      <w:r>
+        <w:t>Inicia la fase 3.</w:t>
+      </w:r>
+    </w:p>
+    <w:p>
+      <w:r>
+        <w:drawing>
+          <wp:inline distT="0" distB="0" distL="0" distR="0" wp14:anchorId="7A559CB2" wp14:editId="131CCEB2">
+            <wp:extent cx="5400040" cy="2084705"/>
+            <wp:effectExtent l="0" t="0" r="0" b="0"/>
+            <wp:docPr id="1822263271" name="Imagen 1"/>
+            <wp:cNvGraphicFramePr>
+              <a:graphicFrameLocks xmlns:a="http://schemas.openxmlformats.org/drawingml/2006/main" noChangeAspect="1"/>
+            </wp:cNvGraphicFramePr>
+            <a:graphic xmlns:a="http://schemas.openxmlformats.org/drawingml/2006/main">
+              <a:graphicData uri="http://schemas.openxmlformats.org/drawingml/2006/picture">
+                <pic:pic xmlns:pic="http://schemas.openxmlformats.org/drawingml/2006/picture">
+                  <pic:nvPicPr>
+                    <pic:cNvPr id="1822263271" name=""/>
+                    <pic:cNvPicPr/>
+                  </pic:nvPicPr>
+                  <pic:blipFill>
+                    <a:blip r:embed="rId8"/>
+                    <a:stretch>
+                      <a:fillRect/>
+                    </a:stretch>
+                  </pic:blipFill>
+                  <pic:spPr>
+                    <a:xfrm>
+                      <a:off x="0" y="0"/>
+                      <a:ext cx="5400040" cy="2084705"/>
+                    </a:xfrm>
+                    <a:prstGeom prst="rect">
+                      <a:avLst/>
+                    </a:prstGeom>
+                  </pic:spPr>
+                </pic:pic>
+              </a:graphicData>
+            </a:graphic>
+          </wp:inline>
+        </w:drawing>
+      </w:r>
+    </w:p>
+    <w:p>
+      <w:r>
+        <w:drawing>
+          <wp:inline distT="0" distB="0" distL="0" distR="0" wp14:anchorId="3A7E047E" wp14:editId="15843B8C">
+            <wp:extent cx="5400040" cy="858520"/>
+            <wp:effectExtent l="0" t="0" r="0" b="0"/>
+            <wp:docPr id="12358127" name="Imagen 1"/>
+            <wp:cNvGraphicFramePr>
+              <a:graphicFrameLocks xmlns:a="http://schemas.openxmlformats.org/drawingml/2006/main" noChangeAspect="1"/>
+            </wp:cNvGraphicFramePr>
+            <a:graphic xmlns:a="http://schemas.openxmlformats.org/drawingml/2006/main">
+              <a:graphicData uri="http://schemas.openxmlformats.org/drawingml/2006/picture">
+                <pic:pic xmlns:pic="http://schemas.openxmlformats.org/drawingml/2006/picture">
+                  <pic:nvPicPr>
+                    <pic:cNvPr id="12358127" name=""/>
+                    <pic:cNvPicPr/>
+                  </pic:nvPicPr>
+                  <pic:blipFill>
+                    <a:blip r:embed="rId9"/>
+                    <a:stretch>
+                      <a:fillRect/>
+                    </a:stretch>
+                  </pic:blipFill>
+                  <pic:spPr>
+                    <a:xfrm>
+                      <a:off x="0" y="0"/>
+                      <a:ext cx="5400040" cy="858520"/>
+                    </a:xfrm>
+                    <a:prstGeom prst="rect">
+                      <a:avLst/>
+                    </a:prstGeom>
+                  </pic:spPr>
+                </pic:pic>
+              </a:graphicData>
+            </a:graphic>
+          </wp:inline>
+        </w:drawing>
+      </w:r>
+    </w:p>
+    <w:p>
+      <w:r>
+        <w:t xml:space="preserve">Sobre las reglas a confirmar: 1. </w:t>
+      </w:r>
+      <w:r>
+        <w:t xml:space="preserve">Se cobra completo porque la entrega del local se hace cuando </w:t>
+      </w:r>
+      <w:proofErr w:type="gramStart"/>
+      <w:r>
+        <w:t>entra en vigencia</w:t>
+      </w:r>
+      <w:proofErr w:type="gramEnd"/>
+      <w:r>
+        <w:t xml:space="preserve"> el contrato. 2. Sí, el código se generará desde la tabla secuencia. En adelante, al culminar una fase, realiza el </w:t>
+      </w:r>
+      <w:proofErr w:type="spellStart"/>
+      <w:r>
+        <w:t>commit</w:t>
+      </w:r>
+      <w:proofErr w:type="spellEnd"/>
+      <w:r>
+        <w:t xml:space="preserve"> y </w:t>
+      </w:r>
+      <w:proofErr w:type="spellStart"/>
+      <w:r>
+        <w:t>push</w:t>
+      </w:r>
+      <w:proofErr w:type="spellEnd"/>
+      <w:r>
+        <w:t xml:space="preserve"> sin subir las carpetas </w:t>
+      </w:r>
+      <w:proofErr w:type="spellStart"/>
+      <w:r>
+        <w:t>bin</w:t>
+      </w:r>
+      <w:proofErr w:type="spellEnd"/>
+      <w:r>
+        <w:t xml:space="preserve">, </w:t>
+      </w:r>
+      <w:proofErr w:type="spellStart"/>
+      <w:r>
+        <w:t>obj</w:t>
+      </w:r>
+      <w:proofErr w:type="spellEnd"/>
+      <w:r>
+        <w:t xml:space="preserve"> y cualquier dato que sea sensible al repositorio.</w:t>
+      </w:r>
+    </w:p>
     <w:sectPr>
       <w:pgSz w:w="11906" w:h="16838"/>
       <w:pgMar w:top="1417" w:right="1701" w:bottom="1417" w:left="1701" w:header="708" w:footer="708" w:gutter="0"/>

--- a/Prompts/3_DesarrolloBackend.docx
+++ b/Prompts/3_DesarrolloBackend.docx
@@ -6,11 +6,9 @@
       <w:r>
         <w:t xml:space="preserve">Inicia la fase 0, esta debe estar contenida en la carpeta </w:t>
       </w:r>
-      <w:proofErr w:type="spellStart"/>
       <w:r>
         <w:t>Backend</w:t>
       </w:r>
-      <w:proofErr w:type="spellEnd"/>
       <w:r>
         <w:t>.</w:t>
       </w:r>
@@ -106,23 +104,7 @@
     </w:p>
     <w:p>
       <w:r>
-        <w:t xml:space="preserve">Inicia la fase 2, usa </w:t>
-      </w:r>
-      <w:proofErr w:type="spellStart"/>
-      <w:r>
-        <w:t>user-secrets</w:t>
-      </w:r>
-      <w:proofErr w:type="spellEnd"/>
-      <w:r>
-        <w:t xml:space="preserve"> y variables de entorno, estos valores nunca deben subirse al repositorio de </w:t>
-      </w:r>
-      <w:proofErr w:type="spellStart"/>
-      <w:r>
-        <w:t>github</w:t>
-      </w:r>
-      <w:proofErr w:type="spellEnd"/>
-      <w:r>
-        <w:t>.</w:t>
+        <w:t>Inicia la fase 2, usa user-secrets y variables de entorno, estos valores nunca deben subirse al repositorio de github.</w:t>
       </w:r>
     </w:p>
     <w:p>
@@ -217,6 +199,9 @@
     </w:p>
     <w:p>
       <w:r>
+        <w:rPr>
+          <w:noProof/>
+        </w:rPr>
         <w:drawing>
           <wp:inline distT="0" distB="0" distL="0" distR="0" wp14:anchorId="7A559CB2" wp14:editId="131CCEB2">
             <wp:extent cx="5400040" cy="2084705"/>
@@ -256,6 +241,9 @@
     </w:p>
     <w:p>
       <w:r>
+        <w:rPr>
+          <w:noProof/>
+        </w:rPr>
         <w:drawing>
           <wp:inline distT="0" distB="0" distL="0" distR="0" wp14:anchorId="3A7E047E" wp14:editId="15843B8C">
             <wp:extent cx="5400040" cy="858520"/>
@@ -298,47 +286,46 @@
         <w:t xml:space="preserve">Sobre las reglas a confirmar: 1. </w:t>
       </w:r>
       <w:r>
-        <w:t xml:space="preserve">Se cobra completo porque la entrega del local se hace cuando </w:t>
+        <w:t>Se cobra completo porque la entrega del local se hace cuando entra en vigencia el contrato. 2. Sí, el código se generará desde la tabla secuencia. En adelante, al culminar una fase, realiza el commit y push sin subir las carpetas bin, obj y cualquier dato que sea sensible al repositorio.</w:t>
       </w:r>
-      <w:proofErr w:type="gramStart"/>
+    </w:p>
+    <w:p>
       <w:r>
-        <w:t>entra en vigencia</w:t>
-      </w:r>
-      <w:proofErr w:type="gramEnd"/>
-      <w:r>
-        <w:t xml:space="preserve"> el contrato. 2. Sí, el código se generará desde la tabla secuencia. En adelante, al culminar una fase, realiza el </w:t>
-      </w:r>
-      <w:proofErr w:type="spellStart"/>
-      <w:r>
-        <w:t>commit</w:t>
-      </w:r>
-      <w:proofErr w:type="spellEnd"/>
-      <w:r>
-        <w:t xml:space="preserve"> y </w:t>
-      </w:r>
-      <w:proofErr w:type="spellStart"/>
-      <w:r>
-        <w:t>push</w:t>
-      </w:r>
-      <w:proofErr w:type="spellEnd"/>
-      <w:r>
-        <w:t xml:space="preserve"> sin subir las carpetas </w:t>
-      </w:r>
-      <w:proofErr w:type="spellStart"/>
-      <w:r>
-        <w:t>bin</w:t>
-      </w:r>
-      <w:proofErr w:type="spellEnd"/>
-      <w:r>
-        <w:t xml:space="preserve">, </w:t>
-      </w:r>
-      <w:proofErr w:type="spellStart"/>
-      <w:r>
-        <w:t>obj</w:t>
-      </w:r>
-      <w:proofErr w:type="spellEnd"/>
-      <w:r>
-        <w:t xml:space="preserve"> y cualquier dato que sea sensible al repositorio.</w:t>
+        <w:drawing>
+          <wp:inline distT="0" distB="0" distL="0" distR="0" wp14:anchorId="00E9C063" wp14:editId="49522FFE">
+            <wp:extent cx="5400040" cy="2395220"/>
+            <wp:effectExtent l="0" t="0" r="0" b="5080"/>
+            <wp:docPr id="1801796403" name="Imagen 1"/>
+            <wp:cNvGraphicFramePr>
+              <a:graphicFrameLocks xmlns:a="http://schemas.openxmlformats.org/drawingml/2006/main" noChangeAspect="1"/>
+            </wp:cNvGraphicFramePr>
+            <a:graphic xmlns:a="http://schemas.openxmlformats.org/drawingml/2006/main">
+              <a:graphicData uri="http://schemas.openxmlformats.org/drawingml/2006/picture">
+                <pic:pic xmlns:pic="http://schemas.openxmlformats.org/drawingml/2006/picture">
+                  <pic:nvPicPr>
+                    <pic:cNvPr id="1801796403" name=""/>
+                    <pic:cNvPicPr/>
+                  </pic:nvPicPr>
+                  <pic:blipFill>
+                    <a:blip r:embed="rId10"/>
+                    <a:stretch>
+                      <a:fillRect/>
+                    </a:stretch>
+                  </pic:blipFill>
+                  <pic:spPr>
+                    <a:xfrm>
+                      <a:off x="0" y="0"/>
+                      <a:ext cx="5400040" cy="2395220"/>
+                    </a:xfrm>
+                    <a:prstGeom prst="rect">
+                      <a:avLst/>
+                    </a:prstGeom>
+                  </pic:spPr>
+                </pic:pic>
+              </a:graphicData>
+            </a:graphic>
+          </wp:inline>
+        </w:drawing>
       </w:r>
     </w:p>
     <w:sectPr>

--- a/Prompts/3_DesarrolloBackend.docx
+++ b/Prompts/3_DesarrolloBackend.docx
@@ -6,9 +6,11 @@
       <w:r>
         <w:t xml:space="preserve">Inicia la fase 0, esta debe estar contenida en la carpeta </w:t>
       </w:r>
+      <w:proofErr w:type="spellStart"/>
       <w:r>
         <w:t>Backend</w:t>
       </w:r>
+      <w:proofErr w:type="spellEnd"/>
       <w:r>
         <w:t>.</w:t>
       </w:r>
@@ -104,7 +106,23 @@
     </w:p>
     <w:p>
       <w:r>
-        <w:t>Inicia la fase 2, usa user-secrets y variables de entorno, estos valores nunca deben subirse al repositorio de github.</w:t>
+        <w:t xml:space="preserve">Inicia la fase 2, usa </w:t>
+      </w:r>
+      <w:proofErr w:type="spellStart"/>
+      <w:r>
+        <w:t>user-secrets</w:t>
+      </w:r>
+      <w:proofErr w:type="spellEnd"/>
+      <w:r>
+        <w:t xml:space="preserve"> y variables de entorno, estos valores nunca deben subirse al repositorio de </w:t>
+      </w:r>
+      <w:proofErr w:type="spellStart"/>
+      <w:r>
+        <w:t>github</w:t>
+      </w:r>
+      <w:proofErr w:type="spellEnd"/>
+      <w:r>
+        <w:t>.</w:t>
       </w:r>
     </w:p>
     <w:p>
@@ -286,7 +304,47 @@
         <w:t xml:space="preserve">Sobre las reglas a confirmar: 1. </w:t>
       </w:r>
       <w:r>
-        <w:t>Se cobra completo porque la entrega del local se hace cuando entra en vigencia el contrato. 2. Sí, el código se generará desde la tabla secuencia. En adelante, al culminar una fase, realiza el commit y push sin subir las carpetas bin, obj y cualquier dato que sea sensible al repositorio.</w:t>
+        <w:t xml:space="preserve">Se cobra completo porque la entrega del local se hace cuando </w:t>
+      </w:r>
+      <w:proofErr w:type="gramStart"/>
+      <w:r>
+        <w:t>entra en vigencia</w:t>
+      </w:r>
+      <w:proofErr w:type="gramEnd"/>
+      <w:r>
+        <w:t xml:space="preserve"> el contrato. 2. Sí, el código se generará desde la tabla secuencia. En adelante, al culminar una fase, realiza el </w:t>
+      </w:r>
+      <w:proofErr w:type="spellStart"/>
+      <w:r>
+        <w:t>commit</w:t>
+      </w:r>
+      <w:proofErr w:type="spellEnd"/>
+      <w:r>
+        <w:t xml:space="preserve"> y </w:t>
+      </w:r>
+      <w:proofErr w:type="spellStart"/>
+      <w:r>
+        <w:t>push</w:t>
+      </w:r>
+      <w:proofErr w:type="spellEnd"/>
+      <w:r>
+        <w:t xml:space="preserve"> sin subir las carpetas </w:t>
+      </w:r>
+      <w:proofErr w:type="spellStart"/>
+      <w:r>
+        <w:t>bin</w:t>
+      </w:r>
+      <w:proofErr w:type="spellEnd"/>
+      <w:r>
+        <w:t xml:space="preserve">, </w:t>
+      </w:r>
+      <w:proofErr w:type="spellStart"/>
+      <w:r>
+        <w:t>obj</w:t>
+      </w:r>
+      <w:proofErr w:type="spellEnd"/>
+      <w:r>
+        <w:t xml:space="preserve"> y cualquier dato que sea sensible al repositorio.</w:t>
       </w:r>
     </w:p>
     <w:p>
@@ -326,6 +384,56 @@
             </a:graphic>
           </wp:inline>
         </w:drawing>
+      </w:r>
+    </w:p>
+    <w:p>
+      <w:r>
+        <w:t>Inicia la fase 5</w:t>
+      </w:r>
+    </w:p>
+    <w:p>
+      <w:r>
+        <w:lastRenderedPageBreak/>
+        <w:drawing>
+          <wp:inline distT="0" distB="0" distL="0" distR="0" wp14:anchorId="7F7BFC89" wp14:editId="7F4FC304">
+            <wp:extent cx="5400040" cy="1949450"/>
+            <wp:effectExtent l="0" t="0" r="0" b="0"/>
+            <wp:docPr id="255684392" name="Imagen 1"/>
+            <wp:cNvGraphicFramePr>
+              <a:graphicFrameLocks xmlns:a="http://schemas.openxmlformats.org/drawingml/2006/main" noChangeAspect="1"/>
+            </wp:cNvGraphicFramePr>
+            <a:graphic xmlns:a="http://schemas.openxmlformats.org/drawingml/2006/main">
+              <a:graphicData uri="http://schemas.openxmlformats.org/drawingml/2006/picture">
+                <pic:pic xmlns:pic="http://schemas.openxmlformats.org/drawingml/2006/picture">
+                  <pic:nvPicPr>
+                    <pic:cNvPr id="255684392" name=""/>
+                    <pic:cNvPicPr/>
+                  </pic:nvPicPr>
+                  <pic:blipFill>
+                    <a:blip r:embed="rId11"/>
+                    <a:stretch>
+                      <a:fillRect/>
+                    </a:stretch>
+                  </pic:blipFill>
+                  <pic:spPr>
+                    <a:xfrm>
+                      <a:off x="0" y="0"/>
+                      <a:ext cx="5400040" cy="1949450"/>
+                    </a:xfrm>
+                    <a:prstGeom prst="rect">
+                      <a:avLst/>
+                    </a:prstGeom>
+                  </pic:spPr>
+                </pic:pic>
+              </a:graphicData>
+            </a:graphic>
+          </wp:inline>
+        </w:drawing>
+      </w:r>
+    </w:p>
+    <w:p>
+      <w:r>
+        <w:t>Inicia la fase 6</w:t>
       </w:r>
     </w:p>
     <w:sectPr>
